--- a/word_reports/LP_0293_위치_173_REO Speedwagon_A Decade o.docx
+++ b/word_reports/LP_0293_위치_173_REO Speedwagon_A Decade o.docx
@@ -4,7 +4,7 @@
   <w:body>
     <w:p>
       <w:pPr>
-        <w:spacing w:after="280"/>
+        <w:spacing w:after="80"/>
       </w:pPr>
       <w:r>
         <w:rPr w:rFonts="맑은 고딕">
@@ -13,94 +13,47 @@
           <w:color w:val="1E3A8A"/>
           <w:sz w:val="30"/>
         </w:rPr>
-        <w:t>[173] REO Speedwagon - A Decade of Rock and Roll</w:t>
+        <w:t>REO Speedwagon (REO 스피드왜건) - A Decade of Rock and Roll</w:t>
       </w:r>
     </w:p>
     <w:p>
       <w:pPr>
-        <w:spacing w:after="320"/>
+        <w:spacing w:after="240"/>
       </w:pPr>
       <w:r>
         <w:rPr w:rFonts="맑은 고딕">
           <w:rFonts w:ascii="맑은 고딕" w:hAnsi="맑은 고딕" w:eastAsia="맑은 고딕"/>
           <w:b/>
-          <w:sz w:val="20"/>
+          <w:color w:val="4B5563"/>
+          <w:sz w:val="22"/>
         </w:rPr>
-        <w:t>■ 위치 : 173</w:t>
-        <w:br/>
-      </w:r>
-      <w:r>
-        <w:rPr w:rFonts="맑은 고딕">
-          <w:rFonts w:ascii="맑은 고딕" w:hAnsi="맑은 고딕" w:eastAsia="맑은 고딕"/>
-          <w:b/>
-          <w:sz w:val="20"/>
-        </w:rPr>
-        <w:t>■ 아티스트 : REO Speedwagon</w:t>
-        <w:br/>
-      </w:r>
-      <w:r>
-        <w:rPr w:rFonts="맑은 고딕">
-          <w:rFonts w:ascii="맑은 고딕" w:hAnsi="맑은 고딕" w:eastAsia="맑은 고딕"/>
-          <w:b/>
-          <w:sz w:val="20"/>
-        </w:rPr>
-        <w:t>■ 앨범명 : A Decade of Rock and Roll</w:t>
-        <w:br/>
-      </w:r>
-      <w:r>
-        <w:rPr w:rFonts="맑은 고딕">
-          <w:rFonts w:ascii="맑은 고딕" w:hAnsi="맑은 고딕" w:eastAsia="맑은 고딕"/>
-          <w:b w:val="0"/>
-          <w:sz w:val="20"/>
-        </w:rPr>
-        <w:t>■ 음반 레이블 : Epic Records</w:t>
-        <w:br/>
-      </w:r>
-      <w:r>
-        <w:rPr w:rFonts="맑은 고딕">
-          <w:rFonts w:ascii="맑은 고딕" w:hAnsi="맑은 고딕" w:eastAsia="맑은 고딕"/>
-          <w:b w:val="0"/>
-          <w:sz w:val="20"/>
-        </w:rPr>
-        <w:t>■ 발매년도 : 1980</w:t>
-        <w:br/>
-      </w:r>
-      <w:r>
-        <w:rPr w:rFonts="맑은 고딕">
-          <w:rFonts w:ascii="맑은 고딕" w:hAnsi="맑은 고딕" w:eastAsia="맑은 고딕"/>
-          <w:b w:val="0"/>
-          <w:sz w:val="20"/>
-        </w:rPr>
-        <w:t>■ 장르 : 하드 록, 아레나 록, 팝 록 (Hard Rock, Arena Rock, Pop Rock)</w:t>
-        <w:br/>
-      </w:r>
-      <w:r>
-        <w:rPr w:rFonts="맑은 고딕">
-          <w:rFonts w:ascii="맑은 고딕" w:hAnsi="맑은 고딕" w:eastAsia="맑은 고딕"/>
-          <w:b w:val="0"/>
-          <w:sz w:val="20"/>
-        </w:rPr>
-        <w:t>■ 주요 수록곡 : - Ridin' the Storm Out</w:t>
-        <w:br/>
+        <w:t>위치 :  173</w:t>
       </w:r>
     </w:p>
     <w:p>
       <w:pPr>
-        <w:spacing w:after="160"/>
+        <w:spacing w:line="324" w:lineRule="auto" w:before="80" w:after="160"/>
       </w:pPr>
       <w:r>
         <w:rPr w:rFonts="맑은 고딕">
           <w:rFonts w:ascii="맑은 고딕" w:hAnsi="맑은 고딕" w:eastAsia="맑은 고딕"/>
           <w:b/>
           <w:color w:val="1F2937"/>
-          <w:sz w:val="24"/>
+          <w:sz w:val="22"/>
         </w:rPr>
-        <w:t>■ 음반 해설 및 감상 가이드</w:t>
+        <w:t xml:space="preserve">[음반 소개] </w:t>
+      </w:r>
+      <w:r>
+        <w:rPr w:rFonts="맑은 고딕">
+          <w:rFonts w:ascii="맑은 고딕" w:hAnsi="맑은 고딕" w:eastAsia="맑은 고딕"/>
+          <w:b w:val="0"/>
+          <w:sz w:val="21"/>
+        </w:rPr>
       </w:r>
     </w:p>
     <w:p>
       <w:pPr>
-        <w:spacing w:line="312" w:lineRule="auto" w:after="120"/>
+        <w:spacing w:line="324" w:lineRule="auto" w:after="120"/>
       </w:pPr>
       <w:r>
         <w:rPr w:rFonts="맑은 고딕">
@@ -108,51 +61,516 @@
           <w:b w:val="0"/>
           <w:sz w:val="21"/>
         </w:rPr>
-        <w:t>미국 중서부 록 사운드의 자존심이자 1980년대 아레나 록의 상징으로 거듭난 아리오 스피드웨건(REO Speedwagon)의 첫 10년 음악 여정을 집대성한 명작 컴필레이션 음반입니다. 세계적인 대성공을 거두기 직전인 1980년에 발매된 이 더블 LP는 1970년대 언더그라운드 라이브 무대에서부터 대형 아레나를 가득 채우는 주류 밴드로 성장하기까지, 이들이 쌓아 올린 정직하고 뜨거운 음악적 궤적을 밀도 있게 담아내고 있습니다.</w:t>
+        <w:t>1970년대 미국 심장부의 거친 숨결과 낭만을 싣고 내달린 REO 스피드왜건의 첫 10년을 오롯이 봉인한 기념비적 더블 앨범입니다. 중서부 인디애나와 일리노이의 바(Bar) 무대에서 시작해 거대한 아레나를 호령하기까지, 땀방울로 아로새긴 그들의 치열한 음악적 여정이 진솔한 호흡으로 담겨 있습니다. 투박한 하드 록의 질감 속에 깃든 유려한 멜로디와 서정성은 세월이 흘러도 퇴색되지 않는 록 음악의 순수한 열정을 고스란히 환기합니다. 훗날 1980년대 팝/록 역사를 뒤흔들 거대한 폭발 직전, 묵묵히 내공을 응축해 온 밴드의 가장 뜨겁고 찬란한 10년의 기록입니다.</w:t>
       </w:r>
     </w:p>
     <w:p>
       <w:pPr>
-        <w:spacing w:line="312" w:lineRule="auto" w:after="120"/>
+        <w:spacing w:line="324" w:lineRule="auto" w:before="200" w:after="80"/>
       </w:pPr>
+      <w:r>
+        <w:rPr w:rFonts="맑은 고딕">
+          <w:rFonts w:ascii="맑은 고딕" w:hAnsi="맑은 고딕" w:eastAsia="맑은 고딕"/>
+          <w:b/>
+          <w:color w:val="1E3A8A"/>
+          <w:sz w:val="24"/>
+        </w:rPr>
+        <w:t>1. 음반 데이터</w:t>
+      </w:r>
+    </w:p>
+    <w:p>
+      <w:pPr>
+        <w:spacing w:line="324" w:lineRule="auto" w:after="80"/>
+      </w:pPr>
+      <w:r>
+        <w:rPr w:rFonts="맑은 고딕">
+          <w:rFonts w:ascii="맑은 고딕" w:hAnsi="맑은 고딕" w:eastAsia="맑은 고딕"/>
+          <w:b w:val="0"/>
+          <w:color w:val="6B7280"/>
+          <w:sz w:val="21"/>
+        </w:rPr>
+        <w:t xml:space="preserve">· </w:t>
+      </w:r>
+      <w:r>
+        <w:rPr w:rFonts="맑은 고딕">
+          <w:rFonts w:ascii="맑은 고딕" w:hAnsi="맑은 고딕" w:eastAsia="맑은 고딕"/>
+          <w:b/>
+          <w:color w:val="1F2937"/>
+          <w:sz w:val="21"/>
+        </w:rPr>
+        <w:t xml:space="preserve">앨범명: </w:t>
+      </w:r>
       <w:r>
         <w:rPr w:rFonts="맑은 고딕">
           <w:rFonts w:ascii="맑은 고딕" w:hAnsi="맑은 고딕" w:eastAsia="맑은 고딕"/>
           <w:b w:val="0"/>
           <w:sz w:val="21"/>
         </w:rPr>
-        <w:t>이 음반의 가장 큰 매력은 케빈 크로닌(Kevin Cronin)의 호소력 짙으면서도 시원하게 뻗어 나가는 미성의 보컬과, 밴드의 음악적 뼈대를 구축한 게리 리치래스(Gary Richrath)의 화려하고 정교한 기타 리프가 이루는 완벽한 조화에 있습니다. 직선적이고 호쾌한 하드 록의 정통성을 유지하면서도, 그 위에 얹어진 캐치한 팝 멜로디와 피아노, 오르간을 활용한 웅장한 편곡은 아리오 스피드웨건만의 독보적인 사운드 정체성을 완성시킵니다.</w:t>
+        <w:t>A Decade of Rock and Roll</w:t>
       </w:r>
     </w:p>
     <w:p>
       <w:pPr>
-        <w:spacing w:line="312" w:lineRule="auto" w:after="120"/>
+        <w:spacing w:line="324" w:lineRule="auto" w:after="80"/>
       </w:pPr>
+      <w:r>
+        <w:rPr w:rFonts="맑은 고딕">
+          <w:rFonts w:ascii="맑은 고딕" w:hAnsi="맑은 고딕" w:eastAsia="맑은 고딕"/>
+          <w:b w:val="0"/>
+          <w:color w:val="6B7280"/>
+          <w:sz w:val="21"/>
+        </w:rPr>
+        <w:t xml:space="preserve">· </w:t>
+      </w:r>
+      <w:r>
+        <w:rPr w:rFonts="맑은 고딕">
+          <w:rFonts w:ascii="맑은 고딕" w:hAnsi="맑은 고딕" w:eastAsia="맑은 고딕"/>
+          <w:b/>
+          <w:color w:val="1F2937"/>
+          <w:sz w:val="21"/>
+        </w:rPr>
+        <w:t xml:space="preserve">아티스트: </w:t>
+      </w:r>
       <w:r>
         <w:rPr w:rFonts="맑은 고딕">
           <w:rFonts w:ascii="맑은 고딕" w:hAnsi="맑은 고딕" w:eastAsia="맑은 고딕"/>
           <w:b w:val="0"/>
           <w:sz w:val="21"/>
         </w:rPr>
-        <w:t>수록곡 가운데 "Ridin' the Storm Out"은 폭발적인 라이브의 에너지를 그대로 머금은 밴드의 초기 대표곡으로, 거칠면서도 리드미컬한 기타 연주가 일품입니다. 피아노 오프닝으로 시작해 후반부의 격정적인 하모니와 기타 솔로로 고조되는 "Roll with the Changes"와 서정적인 어쿠스틱 사운드로 시작해 강렬한 록으로 전환되는 "Time for Me to Fly"는 이들이 왜 대중성과 음악성을 동시에 지닌 최고의 아레나 록 밴드인지를 입증해 줍니다.</w:t>
+        <w:t>REO Speedwagon (REO 스피드왜건)</w:t>
       </w:r>
     </w:p>
     <w:p>
       <w:pPr>
-        <w:spacing w:line="312" w:lineRule="auto" w:after="120"/>
+        <w:spacing w:line="324" w:lineRule="auto" w:after="80"/>
       </w:pPr>
+      <w:r>
+        <w:rPr w:rFonts="맑은 고딕">
+          <w:rFonts w:ascii="맑은 고딕" w:hAnsi="맑은 고딕" w:eastAsia="맑은 고딕"/>
+          <w:b w:val="0"/>
+          <w:color w:val="6B7280"/>
+          <w:sz w:val="21"/>
+        </w:rPr>
+        <w:t xml:space="preserve">· </w:t>
+      </w:r>
+      <w:r>
+        <w:rPr w:rFonts="맑은 고딕">
+          <w:rFonts w:ascii="맑은 고딕" w:hAnsi="맑은 고딕" w:eastAsia="맑은 고딕"/>
+          <w:b/>
+          <w:color w:val="1F2937"/>
+          <w:sz w:val="21"/>
+        </w:rPr>
+        <w:t xml:space="preserve">발매 정보: </w:t>
+      </w:r>
       <w:r>
         <w:rPr w:rFonts="맑은 고딕">
           <w:rFonts w:ascii="맑은 고딕" w:hAnsi="맑은 고딕" w:eastAsia="맑은 고딕"/>
           <w:b w:val="0"/>
           <w:sz w:val="21"/>
         </w:rPr>
-        <w:t>본 음반은 단순한 히트곡의 나열을 넘어, 끊임없는 투어 공연을 통해 현장에서 대중과 호흡하며 음악적 기량을 다져온 한 레전드 밴드의 진솔한 성장 기록서와도 같습니다. 아날로그 LP 음반 특유의 풍부한 질감과 현장감 넘치는 사운드로 감상할 때, 1970-80년대 아메리칸 록이 선사했던 찬란한 열정과 뜨거운 감동을 더욱 깊이 있게 체감할 수 있을 것입니다.</w:t>
+        <w:t>1980년 에픽 레코드(Epic Records)를 통해 발매된 더블 바이닐(2LP) 편집 음반으로, 1970년부터 1980년까지 밴드가 발표한 9장의 정규 앨범 및 라이브 실황에서 엄선한 명곡들과 미발표 희귀 음원을 정성스럽게 엮어낸 10주년 기념 헌정 앨범입니다.</w:t>
+      </w:r>
+    </w:p>
+    <w:p>
+      <w:pPr>
+        <w:spacing w:line="324" w:lineRule="auto" w:after="80"/>
+      </w:pPr>
+      <w:r>
+        <w:rPr w:rFonts="맑은 고딕">
+          <w:rFonts w:ascii="맑은 고딕" w:hAnsi="맑은 고딕" w:eastAsia="맑은 고딕"/>
+          <w:b w:val="0"/>
+          <w:color w:val="6B7280"/>
+          <w:sz w:val="21"/>
+        </w:rPr>
+        <w:t xml:space="preserve">· </w:t>
+      </w:r>
+      <w:r>
+        <w:rPr w:rFonts="맑은 고딕">
+          <w:rFonts w:ascii="맑은 고딕" w:hAnsi="맑은 고딕" w:eastAsia="맑은 고딕"/>
+          <w:b/>
+          <w:color w:val="1F2937"/>
+          <w:sz w:val="21"/>
+        </w:rPr>
+        <w:t xml:space="preserve">LP 인기도(판매량): </w:t>
+      </w:r>
+      <w:r>
+        <w:rPr w:rFonts="맑은 고딕">
+          <w:rFonts w:ascii="맑은 고딕" w:hAnsi="맑은 고딕" w:eastAsia="맑은 고딕"/>
+          <w:b w:val="0"/>
+          <w:sz w:val="21"/>
+        </w:rPr>
+        <w:t>발매 당시 빌보드 200 앨범 차트 55위에 오르며 꾸준한 스테디셀러로 사랑받았고, 미국 음반 산업 협회(RIAA)로부터 100만 장 이상의 판매고를 인정받으며 플래티넘(Platinum) 인증을 획득하였습니다.</w:t>
+      </w:r>
+    </w:p>
+    <w:p>
+      <w:pPr>
+        <w:spacing w:line="324" w:lineRule="auto" w:after="80"/>
+      </w:pPr>
+      <w:r>
+        <w:rPr w:rFonts="맑은 고딕">
+          <w:rFonts w:ascii="맑은 고딕" w:hAnsi="맑은 고딕" w:eastAsia="맑은 고딕"/>
+          <w:b w:val="0"/>
+          <w:color w:val="6B7280"/>
+          <w:sz w:val="21"/>
+        </w:rPr>
+        <w:t xml:space="preserve">· </w:t>
+      </w:r>
+      <w:r>
+        <w:rPr w:rFonts="맑은 고딕">
+          <w:rFonts w:ascii="맑은 고딕" w:hAnsi="맑은 고딕" w:eastAsia="맑은 고딕"/>
+          <w:b/>
+          <w:color w:val="1F2937"/>
+          <w:sz w:val="21"/>
+        </w:rPr>
+        <w:t xml:space="preserve">각종 수상경력: </w:t>
+      </w:r>
+      <w:r>
+        <w:rPr w:rFonts="맑은 고딕">
+          <w:rFonts w:ascii="맑은 고딕" w:hAnsi="맑은 고딕" w:eastAsia="맑은 고딕"/>
+          <w:b w:val="0"/>
+          <w:sz w:val="21"/>
+        </w:rPr>
+        <w:t>아메리칸 록의 저변을 다진 중견 밴드로서의 공로를 확고히 각인시켰으며, 이후 이어질 《Hi Infidelity》의 다이아몬드급 성공을 견인한 결정적 교두보이자 아메리칸 하트랜드 록(Heartland Rock)의 위대한 이정표로 음악계의 높은 평가를 받았습니다.</w:t>
+      </w:r>
+    </w:p>
+    <w:p>
+      <w:pPr>
+        <w:spacing w:line="324" w:lineRule="auto" w:before="200" w:after="80"/>
+      </w:pPr>
+      <w:r>
+        <w:rPr w:rFonts="맑은 고딕">
+          <w:rFonts w:ascii="맑은 고딕" w:hAnsi="맑은 고딕" w:eastAsia="맑은 고딕"/>
+          <w:b/>
+          <w:color w:val="1E3A8A"/>
+          <w:sz w:val="24"/>
+        </w:rPr>
+        <w:t>2. 아티스트 정보</w:t>
+      </w:r>
+    </w:p>
+    <w:p>
+      <w:pPr>
+        <w:spacing w:line="324" w:lineRule="auto" w:after="80"/>
+      </w:pPr>
+      <w:r>
+        <w:rPr w:rFonts="맑은 고딕">
+          <w:rFonts w:ascii="맑은 고딕" w:hAnsi="맑은 고딕" w:eastAsia="맑은 고딕"/>
+          <w:b w:val="0"/>
+          <w:color w:val="6B7280"/>
+          <w:sz w:val="21"/>
+        </w:rPr>
+        <w:t xml:space="preserve">· </w:t>
+      </w:r>
+      <w:r>
+        <w:rPr w:rFonts="맑은 고딕">
+          <w:rFonts w:ascii="맑은 고딕" w:hAnsi="맑은 고딕" w:eastAsia="맑은 고딕"/>
+          <w:b/>
+          <w:color w:val="1F2937"/>
+          <w:sz w:val="21"/>
+        </w:rPr>
+        <w:t xml:space="preserve">국적: </w:t>
+      </w:r>
+      <w:r>
+        <w:rPr w:rFonts="맑은 고딕">
+          <w:rFonts w:ascii="맑은 고딕" w:hAnsi="맑은 고딕" w:eastAsia="맑은 고딕"/>
+          <w:b w:val="0"/>
+          <w:sz w:val="21"/>
+        </w:rPr>
+        <w:t>미국 (미국 일리노이주 섐페인 결성)</w:t>
+      </w:r>
+    </w:p>
+    <w:p>
+      <w:pPr>
+        <w:spacing w:line="324" w:lineRule="auto" w:after="80"/>
+      </w:pPr>
+      <w:r>
+        <w:rPr w:rFonts="맑은 고딕">
+          <w:rFonts w:ascii="맑은 고딕" w:hAnsi="맑은 고딕" w:eastAsia="맑은 고딕"/>
+          <w:b w:val="0"/>
+          <w:color w:val="6B7280"/>
+          <w:sz w:val="21"/>
+        </w:rPr>
+        <w:t xml:space="preserve">· </w:t>
+      </w:r>
+      <w:r>
+        <w:rPr w:rFonts="맑은 고딕">
+          <w:rFonts w:ascii="맑은 고딕" w:hAnsi="맑은 고딕" w:eastAsia="맑은 고딕"/>
+          <w:b/>
+          <w:color w:val="1F2937"/>
+          <w:sz w:val="21"/>
+        </w:rPr>
+        <w:t xml:space="preserve">생몰년도: </w:t>
+      </w:r>
+      <w:r>
+        <w:rPr w:rFonts="맑은 고딕">
+          <w:rFonts w:ascii="맑은 고딕" w:hAnsi="맑은 고딕" w:eastAsia="맑은 고딕"/>
+          <w:b w:val="0"/>
+          <w:sz w:val="21"/>
+        </w:rPr>
+        <w:t>1967년 결성 ~ 현재 활동 중</w:t>
+      </w:r>
+    </w:p>
+    <w:p>
+      <w:pPr>
+        <w:spacing w:line="324" w:lineRule="auto" w:after="80"/>
+      </w:pPr>
+      <w:r>
+        <w:rPr w:rFonts="맑은 고딕">
+          <w:rFonts w:ascii="맑은 고딕" w:hAnsi="맑은 고딕" w:eastAsia="맑은 고딕"/>
+          <w:b w:val="0"/>
+          <w:color w:val="6B7280"/>
+          <w:sz w:val="21"/>
+        </w:rPr>
+        <w:t xml:space="preserve">· </w:t>
+      </w:r>
+      <w:r>
+        <w:rPr w:rFonts="맑은 고딕">
+          <w:rFonts w:ascii="맑은 고딕" w:hAnsi="맑은 고딕" w:eastAsia="맑은 고딕"/>
+          <w:b/>
+          <w:color w:val="1F2937"/>
+          <w:sz w:val="21"/>
+        </w:rPr>
+        <w:t xml:space="preserve">그룹 소속: </w:t>
+      </w:r>
+      <w:r>
+        <w:rPr w:rFonts="맑은 고딕">
+          <w:rFonts w:ascii="맑은 고딕" w:hAnsi="맑은 고딕" w:eastAsia="맑은 고딕"/>
+          <w:b w:val="0"/>
+          <w:sz w:val="21"/>
+        </w:rPr>
+        <w:t>5인조 록 밴드</w:t>
+      </w:r>
+    </w:p>
+    <w:p>
+      <w:pPr>
+        <w:spacing w:line="324" w:lineRule="auto" w:after="80"/>
+      </w:pPr>
+      <w:r>
+        <w:rPr w:rFonts="맑은 고딕">
+          <w:rFonts w:ascii="맑은 고딕" w:hAnsi="맑은 고딕" w:eastAsia="맑은 고딕"/>
+          <w:b w:val="0"/>
+          <w:color w:val="6B7280"/>
+          <w:sz w:val="21"/>
+        </w:rPr>
+        <w:t xml:space="preserve">· </w:t>
+      </w:r>
+      <w:r>
+        <w:rPr w:rFonts="맑은 고딕">
+          <w:rFonts w:ascii="맑은 고딕" w:hAnsi="맑은 고딕" w:eastAsia="맑은 고딕"/>
+          <w:b/>
+          <w:color w:val="1F2937"/>
+          <w:sz w:val="21"/>
+        </w:rPr>
+        <w:t xml:space="preserve">아티스트 소개: </w:t>
+      </w:r>
+      <w:r>
+        <w:rPr w:rFonts="맑은 고딕">
+          <w:rFonts w:ascii="맑은 고딕" w:hAnsi="맑은 고딕" w:eastAsia="맑은 고딕"/>
+          <w:b w:val="0"/>
+          <w:sz w:val="21"/>
+        </w:rPr>
+        <w:t>REO 스피드왜건은 하드 록의 역동적인 에너지와 팝 멜로디의 친화력을 완벽하게 결합하여 ‘아레나 록’의 전형을 정립한 미국의 전설적인 밴드입니다. 케빈 크로닌(Kevin Cronin)의 감성적이면서도 호소력 짙은 보컬과 게리 리치래스(Gary Richrath)의 날카롭고 유려한 기타 리프는 밴드만의 독보적인 정체성을 완성하였습니다. 끊임없는 투어와 진정성 있는 라이브 퍼포먼스를 통해 대중과 깊이 교감하며 1970~80년대 미국 록 음악의 황금기를 주도하였습니다.</w:t>
+      </w:r>
+    </w:p>
+    <w:p>
+      <w:pPr>
+        <w:spacing w:line="324" w:lineRule="auto" w:before="200" w:after="80"/>
+      </w:pPr>
+      <w:r>
+        <w:rPr w:rFonts="맑은 고딕">
+          <w:rFonts w:ascii="맑은 고딕" w:hAnsi="맑은 고딕" w:eastAsia="맑은 고딕"/>
+          <w:b/>
+          <w:color w:val="1E3A8A"/>
+          <w:sz w:val="24"/>
+        </w:rPr>
+        <w:t>3. 음반 상세 분석</w:t>
+      </w:r>
+    </w:p>
+    <w:p>
+      <w:pPr>
+        <w:spacing w:line="324" w:lineRule="auto" w:after="80"/>
+      </w:pPr>
+      <w:r>
+        <w:rPr w:rFonts="맑은 고딕">
+          <w:rFonts w:ascii="맑은 고딕" w:hAnsi="맑은 고딕" w:eastAsia="맑은 고딕"/>
+          <w:b w:val="0"/>
+          <w:color w:val="6B7280"/>
+          <w:sz w:val="21"/>
+        </w:rPr>
+        <w:t xml:space="preserve">· </w:t>
+      </w:r>
+      <w:r>
+        <w:rPr w:rFonts="맑은 고딕">
+          <w:rFonts w:ascii="맑은 고딕" w:hAnsi="맑은 고딕" w:eastAsia="맑은 고딕"/>
+          <w:b/>
+          <w:color w:val="1F2937"/>
+          <w:sz w:val="21"/>
+        </w:rPr>
+        <w:t xml:space="preserve">역사적 위치: </w:t>
+      </w:r>
+      <w:r>
+        <w:rPr w:rFonts="맑은 고딕">
+          <w:rFonts w:ascii="맑은 고딕" w:hAnsi="맑은 고딕" w:eastAsia="맑은 고딕"/>
+          <w:b w:val="0"/>
+          <w:sz w:val="21"/>
+        </w:rPr>
+        <w:t>본 앨범은 REO 스피드왜건이 상업적 최정상에 도달하기 직전, 하드 록과 파워 팝의 경계를 넘나들며 쌓아 올린 음악적 자산을 총망라한 집대성입니다. 1970년대 초기의 블루지하고 거친 하드 록 사운드부터 1970년대 후반의 세련된 라디오 프렌들리 록으로 진화해 가는 과정을 파노라마처럼 조망할 수 있어, 팝/록 음악사에서 밴드의 과도기적 예술혼을 추적하는 데 더없이 중요한 학술적·감상적 가치를 지닙니다.</w:t>
+      </w:r>
+    </w:p>
+    <w:p>
+      <w:pPr>
+        <w:spacing w:line="324" w:lineRule="auto" w:after="80"/>
+      </w:pPr>
+      <w:r>
+        <w:rPr w:rFonts="맑은 고딕">
+          <w:rFonts w:ascii="맑은 고딕" w:hAnsi="맑은 고딕" w:eastAsia="맑은 고딕"/>
+          <w:b w:val="0"/>
+          <w:color w:val="6B7280"/>
+          <w:sz w:val="21"/>
+        </w:rPr>
+        <w:t xml:space="preserve">· </w:t>
+      </w:r>
+      <w:r>
+        <w:rPr w:rFonts="맑은 고딕">
+          <w:rFonts w:ascii="맑은 고딕" w:hAnsi="맑은 고딕" w:eastAsia="맑은 고딕"/>
+          <w:b/>
+          <w:color w:val="1F2937"/>
+          <w:sz w:val="21"/>
+        </w:rPr>
+        <w:t xml:space="preserve">시대의 흔적(스토리텔링): </w:t>
+      </w:r>
+      <w:r>
+        <w:rPr w:rFonts="맑은 고딕">
+          <w:rFonts w:ascii="맑은 고딕" w:hAnsi="맑은 고딕" w:eastAsia="맑은 고딕"/>
+          <w:b w:val="0"/>
+          <w:sz w:val="21"/>
+        </w:rPr>
+        <w:t>석유 파동과 사회적 격변 속에서 방황하던 1970년대 미국의 젊은이들에게 이들의 음악은 고단한 일상을 위로하는 따스한 도피처이자 가슴 뛰는 희망이었습니다. 미 중서부의 광활한 도로를 질주하는 자동차 안에서 카세트와 라디오를 통해 울려 퍼지던 청춘의 송가들은, 이 LP의 소릿골마다 아련한 노스탤지어와 청춘의 푸른 열기라는 시대의 무늬로 깊숙이 각인되어 있습니다.</w:t>
+      </w:r>
+    </w:p>
+    <w:p>
+      <w:pPr>
+        <w:spacing w:line="324" w:lineRule="auto" w:before="200" w:after="80"/>
+      </w:pPr>
+      <w:r>
+        <w:rPr w:rFonts="맑은 고딕">
+          <w:rFonts w:ascii="맑은 고딕" w:hAnsi="맑은 고딕" w:eastAsia="맑은 고딕"/>
+          <w:b/>
+          <w:color w:val="1E3A8A"/>
+          <w:sz w:val="24"/>
+        </w:rPr>
+        <w:t>4. 주요 수록곡 및 감상 제언</w:t>
+      </w:r>
+    </w:p>
+    <w:p>
+      <w:pPr>
+        <w:spacing w:line="324" w:lineRule="auto" w:after="80"/>
+      </w:pPr>
+      <w:r>
+        <w:rPr w:rFonts="맑은 고딕">
+          <w:rFonts w:ascii="맑은 고딕" w:hAnsi="맑은 고딕" w:eastAsia="맑은 고딕"/>
+          <w:b w:val="0"/>
+          <w:color w:val="6B7280"/>
+          <w:sz w:val="21"/>
+        </w:rPr>
+        <w:t xml:space="preserve">· </w:t>
+      </w:r>
+      <w:r>
+        <w:rPr w:rFonts="맑은 고딕">
+          <w:rFonts w:ascii="맑은 고딕" w:hAnsi="맑은 고딕" w:eastAsia="맑은 고딕"/>
+          <w:b/>
+          <w:color w:val="1F2937"/>
+          <w:sz w:val="21"/>
+        </w:rPr>
+        <w:t xml:space="preserve">주요 수록곡 특징: </w:t>
+      </w:r>
+      <w:r>
+        <w:rPr w:rFonts="맑은 고딕">
+          <w:rFonts w:ascii="맑은 고딕" w:hAnsi="맑은 고딕" w:eastAsia="맑은 고딕"/>
+          <w:b w:val="0"/>
+          <w:sz w:val="21"/>
+        </w:rPr>
+        <w:t>밴드의 영원한 라이브 찬가인 "Ridin' the Storm Out"은 게리 리치래스의 강렬한 기타 드라이브와 격정적인 연주로 폭풍우 속을 뚫고 나아가는 불굴의 생명력을 뿜어냅니다. 피아노와 기타의 조화가 서정적인 감동을 자아내는 "Roll with the Changes"와 감미로운 멜로디 뒤에 록의 에너지를 품은 "Time for Me to Fly"는 밴드 특유의 서정적 하드 록이 도달한 눈부신 미학을 증명합니다.</w:t>
+      </w:r>
+    </w:p>
+    <w:p>
+      <w:pPr>
+        <w:spacing w:line="324" w:lineRule="auto" w:after="80"/>
+      </w:pPr>
+      <w:r>
+        <w:rPr w:rFonts="맑은 고딕">
+          <w:rFonts w:ascii="맑은 고딕" w:hAnsi="맑은 고딕" w:eastAsia="맑은 고딕"/>
+          <w:b w:val="0"/>
+          <w:color w:val="6B7280"/>
+          <w:sz w:val="21"/>
+        </w:rPr>
+        <w:t xml:space="preserve">· </w:t>
+      </w:r>
+      <w:r>
+        <w:rPr w:rFonts="맑은 고딕">
+          <w:rFonts w:ascii="맑은 고딕" w:hAnsi="맑은 고딕" w:eastAsia="맑은 고딕"/>
+          <w:b/>
+          <w:color w:val="1F2937"/>
+          <w:sz w:val="21"/>
+        </w:rPr>
+        <w:t xml:space="preserve">빈티지 감상 제언: </w:t>
+      </w:r>
+      <w:r>
+        <w:rPr w:rFonts="맑은 고딕">
+          <w:rFonts w:ascii="맑은 고딕" w:hAnsi="맑은 고딕" w:eastAsia="맑은 고딕"/>
+          <w:b w:val="0"/>
+          <w:sz w:val="21"/>
+        </w:rPr>
+        <w:t>1980년대 초 아날로그 마스터링의 묵직하고 따뜻한 중저역이 돋보이는 앨범으로, 진공관 앰프의 부드러운 배음과 만났을 때 크로닌의 보컬은 한층 인간적인 온기를 띱니다. 묵직한 턴테이블 바늘을 타고 흐르는 게리 리치래스의 빈티지 깁슨 레스폴 기타 톤은 디지털 음원에서는 결코 느낄 수 없는 깊은 공간감과 거친 질감의 미학을 전해줍니다.</w:t>
+      </w:r>
+    </w:p>
+    <w:p>
+      <w:pPr>
+        <w:spacing w:line="324" w:lineRule="auto" w:after="80"/>
+      </w:pPr>
+      <w:r>
+        <w:rPr w:rFonts="맑은 고딕">
+          <w:rFonts w:ascii="맑은 고딕" w:hAnsi="맑은 고딕" w:eastAsia="맑은 고딕"/>
+          <w:b w:val="0"/>
+          <w:color w:val="6B7280"/>
+          <w:sz w:val="21"/>
+        </w:rPr>
+        <w:t xml:space="preserve">· </w:t>
+      </w:r>
+      <w:r>
+        <w:rPr w:rFonts="맑은 고딕">
+          <w:rFonts w:ascii="맑은 고딕" w:hAnsi="맑은 고딕" w:eastAsia="맑은 고딕"/>
+          <w:b/>
+          <w:color w:val="1F2937"/>
+          <w:sz w:val="21"/>
+        </w:rPr>
+        <w:t xml:space="preserve">소장 가치: </w:t>
+      </w:r>
+      <w:r>
+        <w:rPr w:rFonts="맑은 고딕">
+          <w:rFonts w:ascii="맑은 고딕" w:hAnsi="맑은 고딕" w:eastAsia="맑은 고딕"/>
+          <w:b w:val="0"/>
+          <w:sz w:val="21"/>
+        </w:rPr>
+        <w:t>밴드의 초기 대표작들이 더블 게이트폴더 슬리브 안에 풍성하게 수록되어 있어, 초기 희귀 싱글 버전과 라이브의 생동감을 한자리에서 소장할 수 있는 높은 컬렉터스 아이템입니다. 눈부신 전성기를 열기 전 가장 순수하게 타올랐던 아메리칸 록의 찬란한 유산을 아날로그 오리지널리티로 간직할 수 있다는 점에서 대체 불가능한 소장 가치를 지닙니다.</w:t>
+      </w:r>
+    </w:p>
+    <w:p>
+      <w:pPr>
+        <w:spacing w:line="324" w:lineRule="auto" w:after="120" w:before="160"/>
+      </w:pPr>
+      <w:r>
+        <w:rPr w:rFonts="맑은 고딕">
+          <w:rFonts w:ascii="맑은 고딕" w:hAnsi="맑은 고딕" w:eastAsia="맑은 고딕"/>
+          <w:b/>
+          <w:color w:val="4338CA"/>
+          <w:sz w:val="21"/>
+        </w:rPr>
+        <w:t>이 음반을 통해 아날로그 소릿골을 타고 번져가는 1970년대 록의 순수한 열정과 서정적인 멜로디가 전해주는 감동을 다시 한번 경험해 보시는 것은 어떨까요?</w:t>
       </w:r>
     </w:p>
     <w:sectPr>
       <w:pgSz w:w="12240" w:h="15840"/>
-      <w:pgMar w:top="1440" w:right="1440" w:bottom="1440" w:left="1440" w:header="720" w:footer="720" w:gutter="0"/>
+      <w:pgMar w:top="1152" w:right="1296" w:bottom="1152" w:left="1296" w:header="720" w:footer="720" w:gutter="0"/>
       <w:cols w:space="720"/>
       <w:docGrid w:linePitch="360"/>
     </w:sectPr>

--- a/word_reports/LP_0293_위치_173_REO Speedwagon_A Decade o.docx
+++ b/word_reports/LP_0293_위치_173_REO Speedwagon_A Decade o.docx
@@ -32,7 +32,7 @@
     </w:p>
     <w:p>
       <w:pPr>
-        <w:spacing w:line="324" w:lineRule="auto" w:before="80" w:after="160"/>
+        <w:spacing w:line="324" w:lineRule="auto" w:before="80" w:after="120"/>
       </w:pPr>
       <w:r>
         <w:rPr w:rFonts="맑은 고딕">
@@ -42,13 +42,6 @@
           <w:sz w:val="22"/>
         </w:rPr>
         <w:t xml:space="preserve">[음반 소개] </w:t>
-      </w:r>
-      <w:r>
-        <w:rPr w:rFonts="맑은 고딕">
-          <w:rFonts w:ascii="맑은 고딕" w:hAnsi="맑은 고딕" w:eastAsia="맑은 고딕"/>
-          <w:b w:val="0"/>
-          <w:sz w:val="21"/>
-        </w:rPr>
       </w:r>
     </w:p>
     <w:p>
@@ -61,7 +54,33 @@
           <w:b w:val="0"/>
           <w:sz w:val="21"/>
         </w:rPr>
-        <w:t>1970년대 미국 심장부의 거친 숨결과 낭만을 싣고 내달린 REO 스피드왜건의 첫 10년을 오롯이 봉인한 기념비적 더블 앨범입니다. 중서부 인디애나와 일리노이의 바(Bar) 무대에서 시작해 거대한 아레나를 호령하기까지, 땀방울로 아로새긴 그들의 치열한 음악적 여정이 진솔한 호흡으로 담겨 있습니다. 투박한 하드 록의 질감 속에 깃든 유려한 멜로디와 서정성은 세월이 흘러도 퇴색되지 않는 록 음악의 순수한 열정을 고스란히 환기합니다. 훗날 1980년대 팝/록 역사를 뒤흔들 거대한 폭발 직전, 묵묵히 내공을 응축해 온 밴드의 가장 뜨겁고 찬란한 10년의 기록입니다.</w:t>
+        <w:t>1970년대 미국 심장부(Heartland)의 거친 숨결과 낭만을 대변하며 묵묵히 아레나 록의 기틀을 다져온 밴드, REO 스피드왜건(REO Speedwagon)의 첫 10년을 집대성한 걸작 《A Decade of Rock and Roll 1970 to 1980》은 단순한 히트곡 선집 그 이상의 역사적 무게를 지닙니다. 일리노이주의 작은 대학가에서 출발해 수없이 많은 밤을 투어 버스 안에서 지새우며 단련된 이들의 음악은, 화려한 기교나 작위적인 수식 대신 땀방울이 밴 정직한 연주와 가슴을 관통하는 선명한 멜로디로 시대의 청춘들을 위로했습니다. 1980년 발매된 이 더블 LP는 밴드가 전 세계를 뒤흔든 메가 히트작 《Hi Infidelity》를 발표하기 직전, 자신들이 지나온 10년의 궤적을 치열하고도 찬란하게 응축해 놓은 결정적 기록입니다.</w:t>
+      </w:r>
+    </w:p>
+    <w:p>
+      <w:pPr>
+        <w:spacing w:line="324" w:lineRule="auto" w:after="120"/>
+      </w:pPr>
+      <w:r>
+        <w:rPr w:rFonts="맑은 고딕">
+          <w:rFonts w:ascii="맑은 고딕" w:hAnsi="맑은 고딕" w:eastAsia="맑은 고딕"/>
+          <w:b w:val="0"/>
+          <w:sz w:val="21"/>
+        </w:rPr>
+        <w:t>본 음반은 초기 블루스 록의 진득한 호흡부터 점차 세련미를 더해가는 파워 팝, 그리고 광활한 스타디움을 가득 채우는 서정적인 아메리칸 하드 록으로의 진화를 파노라마처럼 펼쳐 보입니다. 스튜디오 트랙뿐만 아니라 현장의 생생한 열기가 담긴 라이브 음원과 희귀 테이크를 함께 수록함으로써, 라이브 무대 위에서 비로소 진정한 생명력을 얻었던 REO 스피드왜건의 본령을 가감 없이 증명합니다. 케빈 크로닌(Kevin Cronin)의 호소력 짙고 청량한 보컬과 게리 리치래스(Gary Richrath)의 날카로우면서도 한없이 서정적인 깁슨 레스폴 기타 솔로는 서로를 밀고 당기며 특유의 정서적 고양감을 빚어냅니다.</w:t>
+      </w:r>
+    </w:p>
+    <w:p>
+      <w:pPr>
+        <w:spacing w:line="324" w:lineRule="auto" w:after="120"/>
+      </w:pPr>
+      <w:r>
+        <w:rPr w:rFonts="맑은 고딕">
+          <w:rFonts w:ascii="맑은 고딕" w:hAnsi="맑은 고딕" w:eastAsia="맑은 고딕"/>
+          <w:b w:val="0"/>
+          <w:sz w:val="21"/>
+        </w:rPr>
+        <w:t>음악적으로 이 앨범은 1970년대 아메리칸 록이 어떻게 대중의 보편적 정서와 조우하며 거대한 문화적 현상으로 성장했는지를 보여주는 살아있는 사료입니다. 어둠 속에서도 희망을 잃지 않고 질주하겠다는 이들의 음악적 철학은 유려한 건반 선율과 단단한 리듬 섹션 위에 얹혀 청자에게 벅찬 카타르시스를 선사합니다. 세월이 흘러도 바래지 않는 멜로디의 힘과 순수한 록 스피릿의 온기는, 오늘날 아날로그 바이닐의 회전 속에서 더욱 깊고 그윽한 울림으로 되살아나 클래식과 팝 애호가 모두의 심금을 울립니다.</w:t>
       </w:r>
     </w:p>
     <w:p>
@@ -168,7 +187,7 @@
           <w:b w:val="0"/>
           <w:sz w:val="21"/>
         </w:rPr>
-        <w:t>1980년 에픽 레코드(Epic Records)를 통해 발매된 더블 바이닐(2LP) 편집 음반으로, 1970년부터 1980년까지 밴드가 발표한 9장의 정규 앨범 및 라이브 실황에서 엄선한 명곡들과 미발표 희귀 음원을 정성스럽게 엮어낸 10주년 기념 헌정 앨범입니다.</w:t>
+        <w:t>1980년 에픽 레코즈(Epic Records)를 통해 2LP 형태로 발매된 공식 베스트 및 연대기적 컴필레이션 음반</w:t>
       </w:r>
     </w:p>
     <w:p>
@@ -199,7 +218,7 @@
           <w:b w:val="0"/>
           <w:sz w:val="21"/>
         </w:rPr>
-        <w:t>발매 당시 빌보드 200 앨범 차트 55위에 오르며 꾸준한 스테디셀러로 사랑받았고, 미국 음반 산업 협회(RIAA)로부터 100만 장 이상의 판매고를 인정받으며 플래티넘(Platinum) 인증을 획득하였습니다.</w:t>
+        <w:t>발매 직후 미국 빌보드 200 차트 상위권에 안착하였으며, 꾸준한 스테디셀러로 사랑받아 미국음반산업협회(RIAA) 플래티넘(100만 장 이상 판매) 인증을 획득</w:t>
       </w:r>
     </w:p>
     <w:p>
@@ -230,7 +249,7 @@
           <w:b w:val="0"/>
           <w:sz w:val="21"/>
         </w:rPr>
-        <w:t>아메리칸 록의 저변을 다진 중견 밴드로서의 공로를 확고히 각인시켰으며, 이후 이어질 《Hi Infidelity》의 다이아몬드급 성공을 견인한 결정적 교두보이자 아메리칸 하트랜드 록(Heartland Rock)의 위대한 이정표로 음악계의 높은 평가를 받았습니다.</w:t>
+        <w:t>밴드의 음악적 정체성을 확립하고 1980년대 록 씬을 선도할 기폭제가 된 앨범으로 평단의 높은 지지를 받았으며, 아메리칸 하드 록 역사상 가장 완성도 높은 더블 앤솔로지 앨범 중 하나로 평가받음</w:t>
       </w:r>
     </w:p>
     <w:p>
@@ -306,7 +325,7 @@
           <w:b w:val="0"/>
           <w:sz w:val="21"/>
         </w:rPr>
-        <w:t>1967년 결성 ~ 현재 활동 중</w:t>
+        <w:t>1967년 결성 ~ 현재</w:t>
       </w:r>
     </w:p>
     <w:p>
@@ -337,7 +356,7 @@
           <w:b w:val="0"/>
           <w:sz w:val="21"/>
         </w:rPr>
-        <w:t>5인조 록 밴드</w:t>
+        <w:t>그룹 (5인조 아레나 록/팝 록 밴드)</w:t>
       </w:r>
     </w:p>
     <w:p>
@@ -368,7 +387,7 @@
           <w:b w:val="0"/>
           <w:sz w:val="21"/>
         </w:rPr>
-        <w:t>REO 스피드왜건은 하드 록의 역동적인 에너지와 팝 멜로디의 친화력을 완벽하게 결합하여 ‘아레나 록’의 전형을 정립한 미국의 전설적인 밴드입니다. 케빈 크로닌(Kevin Cronin)의 감성적이면서도 호소력 짙은 보컬과 게리 리치래스(Gary Richrath)의 날카롭고 유려한 기타 리프는 밴드만의 독보적인 정체성을 완성하였습니다. 끊임없는 투어와 진정성 있는 라이브 퍼포먼스를 통해 대중과 깊이 교감하며 1970~80년대 미국 록 음악의 황금기를 주도하였습니다.</w:t>
+        <w:t>REO 스피드왜건은 하트랜드 록의 우직한 감성과 팝적인 멜로디 감각을 결합하여 1970~80년대 아메리칸 록의 황금기를 이끈 주역입니다. 쉼 없는 순회공연과 진정성 있는 사운드로 라디오와 스타디움을 동시에 장악하며 팝 음악사에 굵직한 발자취를 남겼습니다.</w:t>
       </w:r>
     </w:p>
     <w:p>
@@ -413,7 +432,7 @@
           <w:b w:val="0"/>
           <w:sz w:val="21"/>
         </w:rPr>
-        <w:t>본 앨범은 REO 스피드왜건이 상업적 최정상에 도달하기 직전, 하드 록과 파워 팝의 경계를 넘나들며 쌓아 올린 음악적 자산을 총망라한 집대성입니다. 1970년대 초기의 블루지하고 거친 하드 록 사운드부터 1970년대 후반의 세련된 라디오 프렌들리 록으로 진화해 가는 과정을 파노라마처럼 조망할 수 있어, 팝/록 음악사에서 밴드의 과도기적 예술혼을 추적하는 데 더없이 중요한 학술적·감상적 가치를 지닙니다.</w:t>
+        <w:t>1970년대 아메리칸 록의 과도기적 흐름 속에서 하드 록과 팝 록, AOR(Adult Oriented Rock)의 황금 비율을 완성해 낸 기념비적 작품입니다. 밴드의 상업적 정점 직전에 축적된 음악적 내공과 순수한 열정이 가장 완벽한 균형을 이루고 있는 텍스트로 평가됩니다.</w:t>
       </w:r>
     </w:p>
     <w:p>
@@ -444,7 +463,7 @@
           <w:b w:val="0"/>
           <w:sz w:val="21"/>
         </w:rPr>
-        <w:t>석유 파동과 사회적 격변 속에서 방황하던 1970년대 미국의 젊은이들에게 이들의 음악은 고단한 일상을 위로하는 따스한 도피처이자 가슴 뛰는 희망이었습니다. 미 중서부의 광활한 도로를 질주하는 자동차 안에서 카세트와 라디오를 통해 울려 퍼지던 청춘의 송가들은, 이 LP의 소릿골마다 아련한 노스탤지어와 청춘의 푸른 열기라는 시대의 무늬로 깊숙이 각인되어 있습니다.</w:t>
+        <w:t>1970년대 오일 쇼크와 경제적 불안정 속에서도 아메리칸드림을 꿈꾸던 당대 청춘들의 고뇌와 자유에 대한 갈망이 음반 곳곳에 진하게 배어 있습니다. 탁 트인 고속도로를 질주하는 듯한 시원한 비트와 서정적인 멜로디는 고단한 일상을 달래주던 시대의 낭만적 초상 그 자체입니다.</w:t>
       </w:r>
     </w:p>
     <w:p>
@@ -489,7 +508,7 @@
           <w:b w:val="0"/>
           <w:sz w:val="21"/>
         </w:rPr>
-        <w:t>밴드의 영원한 라이브 찬가인 "Ridin' the Storm Out"은 게리 리치래스의 강렬한 기타 드라이브와 격정적인 연주로 폭풍우 속을 뚫고 나아가는 불굴의 생명력을 뿜어냅니다. 피아노와 기타의 조화가 서정적인 감동을 자아내는 "Roll with the Changes"와 감미로운 멜로디 뒤에 록의 에너지를 품은 "Time for Me to Fly"는 밴드 특유의 서정적 하드 록이 도달한 눈부신 미학을 증명합니다.</w:t>
+        <w:t>밴드의 영원한 찬가이자 폭발적인 리프와 서정성이 공존하는 "Ridin' the Storm Out", 섬세한 어쿠스틱 스트로크로 시작해 장엄한 록 오페라로 발전하는 "Time for Me to Fly", 긍정의 에너지를 뿜어내는 호방한 하모니의 "Roll with the Changes", 초기 블루지한 하드 록의 정수를 담은 "Golden Country" 등 밴드의 다채로운 음악적 스펙트럼을 증명하는 명곡들로 채워져 있습니다.</w:t>
       </w:r>
     </w:p>
     <w:p>
@@ -520,7 +539,7 @@
           <w:b w:val="0"/>
           <w:sz w:val="21"/>
         </w:rPr>
-        <w:t>1980년대 초 아날로그 마스터링의 묵직하고 따뜻한 중저역이 돋보이는 앨범으로, 진공관 앰프의 부드러운 배음과 만났을 때 크로닌의 보컬은 한층 인간적인 온기를 띱니다. 묵직한 턴테이블 바늘을 타고 흐르는 게리 리치래스의 빈티지 깁슨 레스폴 기타 톤은 디지털 음원에서는 결코 느낄 수 없는 깊은 공간감과 거친 질감의 미학을 전해줍니다.</w:t>
+        <w:t>본 음반의 진가는 턴테이블의 바늘이 소리골을 타고 흐르는 순간 가장 찬란히 빛납니다. 게리 리치래스의 레스폴 기타가 뿜어내는 두터운 미드레인지 질감과 닐 도우티의 하몬드 오르간 음색은 진공관 앰프를 거쳤을 때 특유의 윤기와 온기를 더하며, 아날로그 마스터링 특유의 넓은 스테이징감이 라이브 무대의 현장감을 눈앞에 생생하게 그려냅니다.</w:t>
       </w:r>
     </w:p>
     <w:p>
@@ -551,7 +570,7 @@
           <w:b w:val="0"/>
           <w:sz w:val="21"/>
         </w:rPr>
-        <w:t>밴드의 초기 대표작들이 더블 게이트폴더 슬리브 안에 풍성하게 수록되어 있어, 초기 희귀 싱글 버전과 라이브의 생동감을 한자리에서 소장할 수 있는 높은 컬렉터스 아이템입니다. 눈부신 전성기를 열기 전 가장 순수하게 타올랐던 아메리칸 록의 찬란한 유산을 아날로그 오리지널리티로 간직할 수 있다는 점에서 대체 불가능한 소장 가치를 지닙니다.</w:t>
+        <w:t>REO 스피드왜건의 초기 10년을 압축한 2장의 LP 구성, 게이트폴드 슬리브에 담긴 귀중한 아카이브 사진들과 미발표 트랙의 존재만으로도 1970년대 록 애호가와 바이닐 컬렉터라면 반드시 서가에 갖추어야 할 클래식 명반입니다.</w:t>
       </w:r>
     </w:p>
     <w:p>
@@ -565,7 +584,7 @@
           <w:color w:val="4338CA"/>
           <w:sz w:val="21"/>
         </w:rPr>
-        <w:t>이 음반을 통해 아날로그 소릿골을 타고 번져가는 1970년대 록의 순수한 열정과 서정적인 멜로디가 전해주는 감동을 다시 한번 경험해 보시는 것은 어떨까요?</w:t>
+        <w:t>이 음반을 통해 아날로그 바늘 끝에서 피어나는 질주하는 청춘의 낭만과 1970년대 아레나 록이 전해주는 감동을 다시 한번 경험해 보시는 것은 어떨까요?</w:t>
       </w:r>
     </w:p>
     <w:sectPr>
